--- a/docs/cloud/dist/en/02-srs.docx
+++ b/docs/cloud/dist/en/02-srs.docx
@@ -16,14 +16,6 @@
       </w:pPr>
       <w:r>
         <w:t xml:space="preserve">Software Requirements Specification</w:t>
-      </w:r>
-    </w:p>
-    <w:p>
-      <w:pPr>
-        <w:pStyle w:val="Author"/>
-      </w:pPr>
-      <w:r>
-        <w:t xml:space="preserve">Nima Sarayan</w:t>
       </w:r>
     </w:p>
     <w:p>
@@ -117,7 +109,7 @@
         <w:pStyle w:val="FirstParagraph"/>
       </w:pPr>
       <w:r>
-        <w:t xml:space="preserve">This specification defines what SwarmOps Cloud must do and the qualities it must have. It is written for the course instructor evaluating the project, for developers maintaining the system, and for testers deriving test cases.</w:t>
+        <w:t xml:space="preserve">This specification defines what SwarmOps Cloud must do and the qualities it must have. It is written for reviewers of the project, for developers maintaining the system, and for testers deriving test cases.</w:t>
       </w:r>
     </w:p>
     <w:bookmarkEnd w:id="20"/>
